--- a/보관본/러시아 인권변호사/Word/1부/1부_11화_비코프의_죽음.docx
+++ b/보관본/러시아 인권변호사/Word/1부/1부_11화_비코프의_죽음.docx
@@ -3047,7 +3047,7 @@
           <w:i w:val="0"/>
           <w:sz w:val="22"/>
         </w:rPr>
-        <w:t>Алексей… послушай меня внимательно. Ты не виноват. Слышишь? Крылов виноват. Литвинов виноват. Система виновата. Не ты.</w:t>
+        <w:t>Лёша… послушай меня внимательно. Ты не виноват. Слышишь? Крылов виноват. Литвинов виноват. Система виновата. Не ты.</w:t>
       </w:r>
     </w:p>
     <w:p>
@@ -3513,7 +3513,7 @@
           <w:i w:val="0"/>
           <w:sz w:val="22"/>
         </w:rPr>
-        <w:t xml:space="preserve"> — 장면 3에서 석방된 비코프가 서가의 푸시킨을 꺼내 들며 “예전엔 늙음에 관한 시라 여겼는데 이제는 피로에 관한 시 같다”고 말한다. “평안이란 일이 믿을 만한 손에 있음을 아는 것”이라는 말이 유언의 예고가 되고, 장면 7 마지막 숨에서 “Пора, мой друг…”가 다시 울린다.</w:t>
+        <w:t xml:space="preserve"> — 한국어 해설: 장면 3에서 석방된 비코프가 서가의 푸시킨을 꺼내 들며 “예전엔 늙음에 관한 시라 여겼는데 이제는 피로에 관한 시 같다”고 말한다. “평안이란 일이 믿을 만한 손에 있음을 아는 것”이라는 말이 유언의 예고가 되고, 장면 7 마지막 숨에서 “Пора, мой друг…”가 다시 울린다.</w:t>
       </w:r>
     </w:p>
     <w:p>
@@ -3536,7 +3536,7 @@
           <w:i w:val="0"/>
           <w:sz w:val="22"/>
         </w:rPr>
-        <w:t xml:space="preserve"> — 마지막 막에서 소냐가 바냐 외삼촌을 위로하며 되풀이하는 말. 장면 8에서 조야가 비코프의 죽음 앞에서 “Витя, 너는 이제 쉬겠지만 우리에게는 아직 이르다”고 이어 말한다. 고인의 안식과 남은 사람들의 계속되는 싸움을 한 줄로 가르며 12화의 결심으로 넘어간다.</w:t>
+        <w:t xml:space="preserve"> — 한국어 해설: 마지막 막에서 소냐가 바냐 외삼촌을 위로하며 되풀이하는 말. 장면 8에서 조야가 비코프의 죽음 앞에서 “Витя, 너는 이제 쉬겠지만 우리에게는 아직 이르다”고 이어 말한다. 고인의 안식과 남은 사람들의 계속되는 싸움을 한 줄로 가르며 12화의 결심으로 넘어간다.</w:t>
       </w:r>
     </w:p>
     <w:p>
